--- a/Cover_Letters/Shinoy_Kinaxis_Intern_Software_Developer_Quality_Assurance_Cover_Letter.docx
+++ b/Cover_Letters/Shinoy_Kinaxis_Intern_Software_Developer_Quality_Assurance_Cover_Letter.docx
@@ -14,7 +14,7 @@
     </w:p>
     <w:p>
       <w:r>
-        <w:t>September 05, 2026</w:t>
+        <w:t>September 26, 2026</w:t>
       </w:r>
     </w:p>
     <w:p>
@@ -35,12 +35,7 @@
     </w:p>
     <w:p>
       <w:r>
-        <w:t>I saw your opening for an Intern Software Developer Quality Assurance in Rotterdam and felt my background would be a good fit. Having worked as a QA Automation Engineer for several years, I am comfortable writing and executing automated test cases, working with Git, Selenium, and Postman, and collaborating with developers across different locations. I also use tools like Gemini Code Assist to help generate and refine test scripts more efficiently.</w:t>
-      </w:r>
-    </w:p>
-    <w:p>
-      <w:r>
-        <w:t>Working on supply chain execution software that supports major global brands sounds like an interesting challenge, and I would enjoy contributing to your agile teams in the Rotterdam office.</w:t>
+        <w:t>I was glad to see your opening for the quality assurance intern role at the Rotterdam office. Your work in supply chain technology stands out to me, and my background in software testing aligns well with what you are looking for. In my previous roles, I have worked with Java, Selenium, Git, and Postman to write and execute automated tests while also using tools like Gemini Code Assist to handle test generation more efficiently. I am comfortable working in agile settings with developers across different locations and am ready to contribute to your software delivery goals.</w:t>
       </w:r>
     </w:p>
     <w:p>
